--- a/docs/lab_result_templates/PULSE_Standard_Laboratory_Results_Negative.docx
+++ b/docs/lab_result_templates/PULSE_Standard_Laboratory_Results_Negative.docx
@@ -1636,7 +1636,6 @@
                 <w:color w:val="1F3A5F"/>
                 <w:sz w:val="18"/>
               </w:rPr>
-              <w:lastRenderedPageBreak/>
               <w:t>Noted by</w:t>
             </w:r>
           </w:p>
@@ -2978,7 +2977,6 @@
                 <w:color w:val="1F3A5F"/>
                 <w:sz w:val="18"/>
               </w:rPr>
-              <w:lastRenderedPageBreak/>
               <w:t>Noted by</w:t>
             </w:r>
           </w:p>
@@ -4320,7 +4318,6 @@
                 <w:color w:val="1F3A5F"/>
                 <w:sz w:val="18"/>
               </w:rPr>
-              <w:lastRenderedPageBreak/>
               <w:t>Noted by</w:t>
             </w:r>
           </w:p>
@@ -5662,7 +5659,6 @@
                 <w:color w:val="1F3A5F"/>
                 <w:sz w:val="18"/>
               </w:rPr>
-              <w:lastRenderedPageBreak/>
               <w:t>Noted by</w:t>
             </w:r>
           </w:p>
@@ -6950,7 +6946,6 @@
                 <w:color w:val="1F3A5F"/>
                 <w:sz w:val="18"/>
               </w:rPr>
-              <w:lastRenderedPageBreak/>
               <w:t>Verified by</w:t>
             </w:r>
           </w:p>
@@ -8322,14 +8317,6 @@
                 <w:sz w:val="18"/>
               </w:rPr>
               <w:br/>
-            </w:r>
-            <w:r>
-              <w:rPr>
-                <w:rFonts w:eastAsia="Calibri"/>
-                <w:color w:val="111827"/>
-                <w:sz w:val="18"/>
-              </w:rPr>
-              <w:lastRenderedPageBreak/>
               <w:t>Senior Medical Technologist</w:t>
             </w:r>
           </w:p>
@@ -8354,7 +8341,6 @@
                 <w:color w:val="1F3A5F"/>
                 <w:sz w:val="18"/>
               </w:rPr>
-              <w:lastRenderedPageBreak/>
               <w:t>Noted by</w:t>
             </w:r>
           </w:p>
@@ -9696,7 +9682,6 @@
                 <w:color w:val="1F3A5F"/>
                 <w:sz w:val="18"/>
               </w:rPr>
-              <w:lastRenderedPageBreak/>
               <w:t>Noted by</w:t>
             </w:r>
           </w:p>
@@ -11038,7 +11023,6 @@
                 <w:color w:val="1F3A5F"/>
                 <w:sz w:val="18"/>
               </w:rPr>
-              <w:lastRenderedPageBreak/>
               <w:t>Noted by</w:t>
             </w:r>
           </w:p>
@@ -12356,14 +12340,6 @@
                 <w:sz w:val="18"/>
               </w:rPr>
               <w:br/>
-            </w:r>
-            <w:r>
-              <w:rPr>
-                <w:rFonts w:eastAsia="Calibri"/>
-                <w:color w:val="111827"/>
-                <w:sz w:val="18"/>
-              </w:rPr>
-              <w:lastRenderedPageBreak/>
               <w:t>Senior Medical Technologist</w:t>
             </w:r>
           </w:p>
@@ -12388,7 +12364,6 @@
                 <w:color w:val="1F3A5F"/>
                 <w:sz w:val="18"/>
               </w:rPr>
-              <w:lastRenderedPageBreak/>
               <w:t>Noted by</w:t>
             </w:r>
           </w:p>
@@ -13730,7 +13705,6 @@
                 <w:color w:val="1F3A5F"/>
                 <w:sz w:val="18"/>
               </w:rPr>
-              <w:lastRenderedPageBreak/>
               <w:t>Noted by</w:t>
             </w:r>
           </w:p>
@@ -15072,7 +15046,6 @@
                 <w:color w:val="1F3A5F"/>
                 <w:sz w:val="18"/>
               </w:rPr>
-              <w:lastRenderedPageBreak/>
               <w:t>Noted by</w:t>
             </w:r>
           </w:p>
@@ -16414,7 +16387,6 @@
                 <w:color w:val="1F3A5F"/>
                 <w:sz w:val="18"/>
               </w:rPr>
-              <w:lastRenderedPageBreak/>
               <w:t>Noted by</w:t>
             </w:r>
           </w:p>
@@ -17732,14 +17704,6 @@
                 <w:sz w:val="18"/>
               </w:rPr>
               <w:br/>
-            </w:r>
-            <w:r>
-              <w:rPr>
-                <w:rFonts w:eastAsia="Calibri"/>
-                <w:color w:val="111827"/>
-                <w:sz w:val="18"/>
-              </w:rPr>
-              <w:lastRenderedPageBreak/>
               <w:t>Senior Medical Technologist</w:t>
             </w:r>
           </w:p>
@@ -17764,7 +17728,6 @@
                 <w:color w:val="1F3A5F"/>
                 <w:sz w:val="18"/>
               </w:rPr>
-              <w:lastRenderedPageBreak/>
               <w:t>Noted by</w:t>
             </w:r>
           </w:p>
@@ -19106,7 +19069,6 @@
                 <w:color w:val="1F3A5F"/>
                 <w:sz w:val="18"/>
               </w:rPr>
-              <w:lastRenderedPageBreak/>
               <w:t>Noted by</w:t>
             </w:r>
           </w:p>
@@ -20448,7 +20410,6 @@
                 <w:color w:val="1F3A5F"/>
                 <w:sz w:val="18"/>
               </w:rPr>
-              <w:lastRenderedPageBreak/>
               <w:t>Noted by</w:t>
             </w:r>
           </w:p>
@@ -21790,7 +21751,6 @@
                 <w:color w:val="1F3A5F"/>
                 <w:sz w:val="18"/>
               </w:rPr>
-              <w:lastRenderedPageBreak/>
               <w:t>Noted by</w:t>
             </w:r>
           </w:p>
@@ -23108,14 +23068,6 @@
                 <w:sz w:val="18"/>
               </w:rPr>
               <w:br/>
-            </w:r>
-            <w:r>
-              <w:rPr>
-                <w:rFonts w:eastAsia="Calibri"/>
-                <w:color w:val="111827"/>
-                <w:sz w:val="18"/>
-              </w:rPr>
-              <w:lastRenderedPageBreak/>
               <w:t>Senior Medical Technologist</w:t>
             </w:r>
           </w:p>
@@ -23140,7 +23092,6 @@
                 <w:color w:val="1F3A5F"/>
                 <w:sz w:val="18"/>
               </w:rPr>
-              <w:lastRenderedPageBreak/>
               <w:t>Noted by</w:t>
             </w:r>
           </w:p>
@@ -24482,7 +24433,6 @@
                 <w:color w:val="1F3A5F"/>
                 <w:sz w:val="18"/>
               </w:rPr>
-              <w:lastRenderedPageBreak/>
               <w:t>Noted by</w:t>
             </w:r>
           </w:p>
@@ -25824,7 +25774,6 @@
                 <w:color w:val="1F3A5F"/>
                 <w:sz w:val="18"/>
               </w:rPr>
-              <w:lastRenderedPageBreak/>
               <w:t>Noted by</w:t>
             </w:r>
           </w:p>
@@ -27142,14 +27091,6 @@
                 <w:sz w:val="18"/>
               </w:rPr>
               <w:br/>
-            </w:r>
-            <w:r>
-              <w:rPr>
-                <w:rFonts w:eastAsia="Calibri"/>
-                <w:color w:val="111827"/>
-                <w:sz w:val="18"/>
-              </w:rPr>
-              <w:lastRenderedPageBreak/>
               <w:t>Senior Medical Technologist</w:t>
             </w:r>
           </w:p>
@@ -27174,7 +27115,6 @@
                 <w:color w:val="1F3A5F"/>
                 <w:sz w:val="18"/>
               </w:rPr>
-              <w:lastRenderedPageBreak/>
               <w:t>Noted by</w:t>
             </w:r>
           </w:p>
@@ -28516,7 +28456,6 @@
                 <w:color w:val="1F3A5F"/>
                 <w:sz w:val="18"/>
               </w:rPr>
-              <w:lastRenderedPageBreak/>
               <w:t>Noted by</w:t>
             </w:r>
           </w:p>
@@ -29858,7 +29797,6 @@
                 <w:color w:val="1F3A5F"/>
                 <w:sz w:val="18"/>
               </w:rPr>
-              <w:lastRenderedPageBreak/>
               <w:t>Noted by</w:t>
             </w:r>
           </w:p>
@@ -30027,7 +29965,7 @@
     </w:tbl>
     <w:p/>
     <w:sectPr>
-      <w:pgSz w:w="12240" w:h="15840"/>
+      <w:pgSz w:w="12240" w:h="20160" w:code="5"/>
       <w:pgMar w:top="794" w:right="907" w:bottom="794" w:left="907" w:header="720" w:footer="720" w:gutter="0"/>
       <w:cols w:space="720"/>
       <w:docGrid w:linePitch="360"/>
